--- a/public/assets/files/niestacjonarne/AAI.docx
+++ b/public/assets/files/niestacjonarne/AAI.docx
@@ -523,6 +523,7 @@
                 <w:i w:val="0"/>
                 <w:sz w:val="22"/>
               </w:rPr>
+              <w:t>I</w:t>
             </w:r>
           </w:p>
         </w:tc>
@@ -560,6 +561,7 @@
                 <w:i w:val="0"/>
                 <w:sz w:val="22"/>
               </w:rPr>
+              <w:t>obligatoryjny</w:t>
             </w:r>
           </w:p>
         </w:tc>

--- a/public/assets/files/niestacjonarne/AAI.docx
+++ b/public/assets/files/niestacjonarne/AAI.docx
@@ -681,12 +681,22 @@
         <w:tblW w:w="5000" w:type="pct"/>
       </w:tblPr>
       <w:tblGrid>
-        <w:gridCol w:w="9972"/>
+        <w:gridCol w:w="997"/>
+        <w:gridCol w:w="997"/>
+        <w:gridCol w:w="997"/>
+        <w:gridCol w:w="997"/>
+        <w:gridCol w:w="997"/>
+        <w:gridCol w:w="997"/>
+        <w:gridCol w:w="997"/>
+        <w:gridCol w:w="997"/>
+        <w:gridCol w:w="997"/>
+        <w:gridCol w:w="997"/>
       </w:tblGrid>
       <w:tr>
         <w:tc>
           <w:tcPr>
-            <w:tcW w:type="dxa" w:w="9972"/>
+            <w:tcW w:type="dxa" w:w="9970"/>
+            <w:gridSpan w:val="10"/>
             <w:shd w:val="clear" w:color="auto" w:fill="D9D9D9"/>
           </w:tcPr>
           <w:p>
@@ -705,31 +715,34 @@
           </w:p>
         </w:tc>
       </w:tr>
-    </w:tbl>
-    <w:tbl>
-      <w:tblPr>
-        <w:tblW w:type="auto" w:w="0"/>
-        <w:tblLook w:firstColumn="1" w:firstRow="1" w:lastColumn="0" w:lastRow="0" w:noHBand="0" w:noVBand="1" w:val="04A0"/>
-        <w:tblBorders>
-          <w:top w:val="single" w:sz="4" w:space="0" w:color="000000"/>
-          <w:left w:val="single" w:sz="4" w:space="0" w:color="000000"/>
-          <w:bottom w:val="single" w:sz="4" w:space="0" w:color="000000"/>
-          <w:right w:val="single" w:sz="4" w:space="0" w:color="000000"/>
-          <w:insideH w:val="single" w:sz="4" w:space="0" w:color="000000"/>
-          <w:insideV w:val="single" w:sz="4" w:space="0" w:color="000000"/>
-        </w:tblBorders>
-        <w:tblW w:w="5000" w:type="pct"/>
-      </w:tblPr>
-      <w:tblGrid>
-        <w:gridCol w:w="2493"/>
-        <w:gridCol w:w="2493"/>
-        <w:gridCol w:w="2493"/>
-        <w:gridCol w:w="2493"/>
-      </w:tblGrid>
       <w:tr>
         <w:tc>
           <w:tcPr>
-            <w:tcW w:type="dxa" w:w="2493"/>
+            <w:tcW w:type="dxa" w:w="9970"/>
+            <w:gridSpan w:val="10"/>
+            <w:shd w:val="clear" w:color="auto" w:fill="D9D9D9"/>
+          </w:tcPr>
+          <w:p>
+            <w:pPr>
+              <w:spacing w:before="20" w:after="20"/>
+            </w:pPr>
+            <w:r>
+              <w:rPr>
+                <w:rFonts w:ascii="Aptos" w:hAnsi="Aptos"/>
+                <w:b w:val="0"/>
+                <w:i w:val="0"/>
+                <w:sz w:val="16"/>
+              </w:rPr>
+              <w:t>Wymiar godzinowy (liczba godzin w semestrze)</w:t>
+            </w:r>
+          </w:p>
+        </w:tc>
+      </w:tr>
+      <w:tr>
+        <w:tc>
+          <w:tcPr>
+            <w:tcW w:type="dxa" w:w="1994"/>
+            <w:gridSpan w:val="2"/>
             <w:shd w:val="clear" w:color="auto" w:fill="D9D9D9"/>
           </w:tcPr>
           <w:p>
@@ -749,7 +762,8 @@
         </w:tc>
         <w:tc>
           <w:tcPr>
-            <w:tcW w:type="dxa" w:w="2493"/>
+            <w:tcW w:type="dxa" w:w="2991"/>
+            <w:gridSpan w:val="3"/>
             <w:shd w:val="clear" w:color="auto" w:fill="D9D9D9"/>
           </w:tcPr>
           <w:p>
@@ -769,7 +783,8 @@
         </w:tc>
         <w:tc>
           <w:tcPr>
-            <w:tcW w:type="dxa" w:w="2493"/>
+            <w:tcW w:type="dxa" w:w="2991"/>
+            <w:gridSpan w:val="3"/>
             <w:shd w:val="clear" w:color="auto" w:fill="D9D9D9"/>
           </w:tcPr>
           <w:p>
@@ -789,7 +804,8 @@
         </w:tc>
         <w:tc>
           <w:tcPr>
-            <w:tcW w:type="dxa" w:w="2493"/>
+            <w:tcW w:type="dxa" w:w="1994"/>
+            <w:gridSpan w:val="2"/>
             <w:shd w:val="clear" w:color="auto" w:fill="D9D9D9"/>
           </w:tcPr>
           <w:p>
@@ -811,7 +827,8 @@
       <w:tr>
         <w:tc>
           <w:tcPr>
-            <w:tcW w:type="dxa" w:w="2493"/>
+            <w:tcW w:type="dxa" w:w="1994"/>
+            <w:gridSpan w:val="2"/>
           </w:tcPr>
           <w:p>
             <w:pPr>
@@ -830,7 +847,8 @@
         </w:tc>
         <w:tc>
           <w:tcPr>
-            <w:tcW w:type="dxa" w:w="2493"/>
+            <w:tcW w:type="dxa" w:w="2991"/>
+            <w:gridSpan w:val="3"/>
           </w:tcPr>
           <w:p>
             <w:pPr>
@@ -849,7 +867,8 @@
         </w:tc>
         <w:tc>
           <w:tcPr>
-            <w:tcW w:type="dxa" w:w="2493"/>
+            <w:tcW w:type="dxa" w:w="2991"/>
+            <w:gridSpan w:val="3"/>
           </w:tcPr>
           <w:p>
             <w:pPr>
@@ -868,7 +887,8 @@
         </w:tc>
         <w:tc>
           <w:tcPr>
-            <w:tcW w:type="dxa" w:w="2493"/>
+            <w:tcW w:type="dxa" w:w="1994"/>
+            <w:gridSpan w:val="2"/>
           </w:tcPr>
           <w:p>
             <w:pPr>
@@ -886,30 +906,34 @@
           </w:p>
         </w:tc>
       </w:tr>
-    </w:tbl>
-    <w:tbl>
-      <w:tblPr>
-        <w:tblW w:type="auto" w:w="0"/>
-        <w:tblLook w:firstColumn="1" w:firstRow="1" w:lastColumn="0" w:lastRow="0" w:noHBand="0" w:noVBand="1" w:val="04A0"/>
-        <w:tblBorders>
-          <w:top w:val="single" w:sz="4" w:space="0" w:color="000000"/>
-          <w:left w:val="single" w:sz="4" w:space="0" w:color="000000"/>
-          <w:bottom w:val="single" w:sz="4" w:space="0" w:color="000000"/>
-          <w:right w:val="single" w:sz="4" w:space="0" w:color="000000"/>
-          <w:insideH w:val="single" w:sz="4" w:space="0" w:color="000000"/>
-          <w:insideV w:val="single" w:sz="4" w:space="0" w:color="000000"/>
-        </w:tblBorders>
-        <w:tblW w:w="5000" w:type="pct"/>
-      </w:tblPr>
-      <w:tblGrid>
-        <w:gridCol w:w="3324"/>
-        <w:gridCol w:w="3324"/>
-        <w:gridCol w:w="3324"/>
-      </w:tblGrid>
       <w:tr>
         <w:tc>
           <w:tcPr>
-            <w:tcW w:type="dxa" w:w="3324"/>
+            <w:tcW w:type="dxa" w:w="9970"/>
+            <w:gridSpan w:val="10"/>
+            <w:shd w:val="clear" w:color="auto" w:fill="D9D9D9"/>
+          </w:tcPr>
+          <w:p>
+            <w:pPr>
+              <w:spacing w:before="20" w:after="20"/>
+            </w:pPr>
+            <w:r>
+              <w:rPr>
+                <w:rFonts w:ascii="Aptos" w:hAnsi="Aptos"/>
+                <w:b/>
+                <w:i w:val="0"/>
+                <w:sz w:val="22"/>
+              </w:rPr>
+              <w:t>Bilans ECTS</w:t>
+            </w:r>
+          </w:p>
+        </w:tc>
+      </w:tr>
+      <w:tr>
+        <w:tc>
+          <w:tcPr>
+            <w:tcW w:type="dxa" w:w="4985"/>
+            <w:gridSpan w:val="5"/>
             <w:shd w:val="clear" w:color="auto" w:fill="D9D9D9"/>
           </w:tcPr>
           <w:p>
@@ -929,7 +953,8 @@
         </w:tc>
         <w:tc>
           <w:tcPr>
-            <w:tcW w:type="dxa" w:w="3324"/>
+            <w:tcW w:type="dxa" w:w="2991"/>
+            <w:gridSpan w:val="3"/>
             <w:shd w:val="clear" w:color="auto" w:fill="D9D9D9"/>
           </w:tcPr>
           <w:p>
@@ -949,7 +974,8 @@
         </w:tc>
         <w:tc>
           <w:tcPr>
-            <w:tcW w:type="dxa" w:w="3324"/>
+            <w:tcW w:type="dxa" w:w="1994"/>
+            <w:gridSpan w:val="2"/>
             <w:shd w:val="clear" w:color="auto" w:fill="D9D9D9"/>
           </w:tcPr>
           <w:p>
@@ -971,7 +997,8 @@
       <w:tr>
         <w:tc>
           <w:tcPr>
-            <w:tcW w:type="dxa" w:w="3324"/>
+            <w:tcW w:type="dxa" w:w="4985"/>
+            <w:gridSpan w:val="5"/>
           </w:tcPr>
           <w:p>
             <w:pPr>
@@ -990,7 +1017,8 @@
         </w:tc>
         <w:tc>
           <w:tcPr>
-            <w:tcW w:type="dxa" w:w="3324"/>
+            <w:tcW w:type="dxa" w:w="2991"/>
+            <w:gridSpan w:val="3"/>
           </w:tcPr>
           <w:p>
             <w:pPr>
@@ -1009,7 +1037,8 @@
         </w:tc>
         <w:tc>
           <w:tcPr>
-            <w:tcW w:type="dxa" w:w="3324"/>
+            <w:tcW w:type="dxa" w:w="1994"/>
+            <w:gridSpan w:val="2"/>
           </w:tcPr>
           <w:p>
             <w:pPr>
@@ -1030,7 +1059,8 @@
       <w:tr>
         <w:tc>
           <w:tcPr>
-            <w:tcW w:type="dxa" w:w="3324"/>
+            <w:tcW w:type="dxa" w:w="4985"/>
+            <w:gridSpan w:val="5"/>
           </w:tcPr>
           <w:p>
             <w:pPr>
@@ -1049,7 +1079,8 @@
         </w:tc>
         <w:tc>
           <w:tcPr>
-            <w:tcW w:type="dxa" w:w="3324"/>
+            <w:tcW w:type="dxa" w:w="2991"/>
+            <w:gridSpan w:val="3"/>
           </w:tcPr>
           <w:p>
             <w:pPr>
@@ -1068,7 +1099,8 @@
         </w:tc>
         <w:tc>
           <w:tcPr>
-            <w:tcW w:type="dxa" w:w="3324"/>
+            <w:tcW w:type="dxa" w:w="1994"/>
+            <w:gridSpan w:val="2"/>
           </w:tcPr>
           <w:p>
             <w:pPr>
@@ -1089,7 +1121,29 @@
       <w:tr>
         <w:tc>
           <w:tcPr>
-            <w:tcW w:type="dxa" w:w="3324"/>
+            <w:tcW w:type="dxa" w:w="4985"/>
+            <w:gridSpan w:val="5"/>
+            <w:shd w:val="clear" w:color="auto" w:fill="D9D9D9"/>
+          </w:tcPr>
+          <w:p>
+            <w:pPr>
+              <w:spacing w:before="20" w:after="20"/>
+            </w:pPr>
+            <w:r>
+              <w:rPr>
+                <w:rFonts w:ascii="Aptos" w:hAnsi="Aptos"/>
+                <w:b/>
+                <w:i w:val="0"/>
+                <w:sz w:val="16"/>
+              </w:rPr>
+              <w:t>Opis samodzielnej pracy studenta</w:t>
+            </w:r>
+          </w:p>
+        </w:tc>
+        <w:tc>
+          <w:tcPr>
+            <w:tcW w:type="dxa" w:w="4985"/>
+            <w:gridSpan w:val="5"/>
           </w:tcPr>
           <w:p>
             <w:pPr>
@@ -1102,45 +1156,6 @@
                 <w:i w:val="0"/>
                 <w:sz w:val="22"/>
               </w:rPr>
-              <w:t>Suma</w:t>
-            </w:r>
-          </w:p>
-        </w:tc>
-        <w:tc>
-          <w:tcPr>
-            <w:tcW w:type="dxa" w:w="3324"/>
-          </w:tcPr>
-          <w:p>
-            <w:pPr>
-              <w:spacing w:before="20" w:after="20"/>
-            </w:pPr>
-            <w:r>
-              <w:rPr>
-                <w:rFonts w:ascii="Aptos" w:hAnsi="Aptos"/>
-                <w:b w:val="0"/>
-                <w:i w:val="0"/>
-                <w:sz w:val="22"/>
-              </w:rPr>
-              <w:t>125</w:t>
-            </w:r>
-          </w:p>
-        </w:tc>
-        <w:tc>
-          <w:tcPr>
-            <w:tcW w:type="dxa" w:w="3324"/>
-          </w:tcPr>
-          <w:p>
-            <w:pPr>
-              <w:spacing w:before="20" w:after="20"/>
-            </w:pPr>
-            <w:r>
-              <w:rPr>
-                <w:rFonts w:ascii="Aptos" w:hAnsi="Aptos"/>
-                <w:b w:val="0"/>
-                <w:i w:val="0"/>
-                <w:sz w:val="22"/>
-              </w:rPr>
-              <w:t>5</w:t>
             </w:r>
           </w:p>
         </w:tc>
@@ -1858,14 +1873,14 @@
         <w:tblW w:w="5000" w:type="pct"/>
       </w:tblPr>
       <w:tblGrid>
-        <w:gridCol w:w="3324"/>
-        <w:gridCol w:w="3324"/>
-        <w:gridCol w:w="3324"/>
+        <w:gridCol w:w="680"/>
+        <w:gridCol w:w="4536"/>
+        <w:gridCol w:w="4252"/>
       </w:tblGrid>
       <w:tr>
         <w:tc>
           <w:tcPr>
-            <w:tcW w:type="dxa" w:w="9972"/>
+            <w:tcW w:type="dxa" w:w="9468"/>
             <w:gridSpan w:val="3"/>
             <w:shd w:val="clear" w:color="auto" w:fill="D9D9D9"/>
           </w:tcPr>
@@ -1888,7 +1903,7 @@
       <w:tr>
         <w:tc>
           <w:tcPr>
-            <w:tcW w:type="dxa" w:w="3324"/>
+            <w:tcW w:type="dxa" w:w="680"/>
             <w:shd w:val="clear" w:color="auto" w:fill="D9D9D9"/>
           </w:tcPr>
           <w:p>
@@ -1908,7 +1923,7 @@
         </w:tc>
         <w:tc>
           <w:tcPr>
-            <w:tcW w:type="dxa" w:w="3324"/>
+            <w:tcW w:type="dxa" w:w="4536"/>
             <w:shd w:val="clear" w:color="auto" w:fill="D9D9D9"/>
           </w:tcPr>
           <w:p>
@@ -1928,7 +1943,7 @@
         </w:tc>
         <w:tc>
           <w:tcPr>
-            <w:tcW w:type="dxa" w:w="3324"/>
+            <w:tcW w:type="dxa" w:w="4252"/>
             <w:shd w:val="clear" w:color="auto" w:fill="D9D9D9"/>
           </w:tcPr>
           <w:p>
@@ -1950,7 +1965,7 @@
       <w:tr>
         <w:tc>
           <w:tcPr>
-            <w:tcW w:type="dxa" w:w="3324"/>
+            <w:tcW w:type="dxa" w:w="680"/>
           </w:tcPr>
           <w:p>
             <w:pPr>
@@ -1969,7 +1984,7 @@
         </w:tc>
         <w:tc>
           <w:tcPr>
-            <w:tcW w:type="dxa" w:w="3324"/>
+            <w:tcW w:type="dxa" w:w="4536"/>
           </w:tcPr>
           <w:p>
             <w:pPr>
@@ -1988,7 +2003,7 @@
         </w:tc>
         <w:tc>
           <w:tcPr>
-            <w:tcW w:type="dxa" w:w="3324"/>
+            <w:tcW w:type="dxa" w:w="4252"/>
           </w:tcPr>
           <w:p>
             <w:pPr>
@@ -2008,7 +2023,7 @@
       <w:tr>
         <w:tc>
           <w:tcPr>
-            <w:tcW w:type="dxa" w:w="3324"/>
+            <w:tcW w:type="dxa" w:w="680"/>
           </w:tcPr>
           <w:p>
             <w:pPr>
@@ -2027,7 +2042,7 @@
         </w:tc>
         <w:tc>
           <w:tcPr>
-            <w:tcW w:type="dxa" w:w="3324"/>
+            <w:tcW w:type="dxa" w:w="4536"/>
           </w:tcPr>
           <w:p>
             <w:pPr>
@@ -2046,7 +2061,7 @@
         </w:tc>
         <w:tc>
           <w:tcPr>
-            <w:tcW w:type="dxa" w:w="3324"/>
+            <w:tcW w:type="dxa" w:w="4252"/>
           </w:tcPr>
           <w:p>
             <w:pPr>
@@ -2066,7 +2081,7 @@
       <w:tr>
         <w:tc>
           <w:tcPr>
-            <w:tcW w:type="dxa" w:w="3324"/>
+            <w:tcW w:type="dxa" w:w="680"/>
           </w:tcPr>
           <w:p>
             <w:pPr>
@@ -2085,7 +2100,7 @@
         </w:tc>
         <w:tc>
           <w:tcPr>
-            <w:tcW w:type="dxa" w:w="3324"/>
+            <w:tcW w:type="dxa" w:w="4536"/>
           </w:tcPr>
           <w:p>
             <w:pPr>
@@ -2104,7 +2119,7 @@
         </w:tc>
         <w:tc>
           <w:tcPr>
-            <w:tcW w:type="dxa" w:w="3324"/>
+            <w:tcW w:type="dxa" w:w="4252"/>
           </w:tcPr>
           <w:p>
             <w:pPr>
@@ -2124,7 +2139,7 @@
       <w:tr>
         <w:tc>
           <w:tcPr>
-            <w:tcW w:type="dxa" w:w="3324"/>
+            <w:tcW w:type="dxa" w:w="680"/>
           </w:tcPr>
           <w:p>
             <w:pPr>
@@ -2143,7 +2158,7 @@
         </w:tc>
         <w:tc>
           <w:tcPr>
-            <w:tcW w:type="dxa" w:w="3324"/>
+            <w:tcW w:type="dxa" w:w="4536"/>
           </w:tcPr>
           <w:p>
             <w:pPr>
@@ -2162,7 +2177,7 @@
         </w:tc>
         <w:tc>
           <w:tcPr>
-            <w:tcW w:type="dxa" w:w="3324"/>
+            <w:tcW w:type="dxa" w:w="4252"/>
           </w:tcPr>
           <w:p>
             <w:pPr>
@@ -2182,7 +2197,7 @@
       <w:tr>
         <w:tc>
           <w:tcPr>
-            <w:tcW w:type="dxa" w:w="3324"/>
+            <w:tcW w:type="dxa" w:w="680"/>
           </w:tcPr>
           <w:p>
             <w:pPr>
@@ -2201,7 +2216,7 @@
         </w:tc>
         <w:tc>
           <w:tcPr>
-            <w:tcW w:type="dxa" w:w="3324"/>
+            <w:tcW w:type="dxa" w:w="4536"/>
           </w:tcPr>
           <w:p>
             <w:pPr>
@@ -2220,7 +2235,7 @@
         </w:tc>
         <w:tc>
           <w:tcPr>
-            <w:tcW w:type="dxa" w:w="3324"/>
+            <w:tcW w:type="dxa" w:w="4252"/>
           </w:tcPr>
           <w:p>
             <w:pPr>
@@ -2240,7 +2255,7 @@
       <w:tr>
         <w:tc>
           <w:tcPr>
-            <w:tcW w:type="dxa" w:w="3324"/>
+            <w:tcW w:type="dxa" w:w="680"/>
           </w:tcPr>
           <w:p>
             <w:pPr>
@@ -2259,7 +2274,7 @@
         </w:tc>
         <w:tc>
           <w:tcPr>
-            <w:tcW w:type="dxa" w:w="3324"/>
+            <w:tcW w:type="dxa" w:w="4536"/>
           </w:tcPr>
           <w:p>
             <w:pPr>
@@ -2278,7 +2293,7 @@
         </w:tc>
         <w:tc>
           <w:tcPr>
-            <w:tcW w:type="dxa" w:w="3324"/>
+            <w:tcW w:type="dxa" w:w="4252"/>
           </w:tcPr>
           <w:p>
             <w:pPr>
@@ -2298,7 +2313,7 @@
       <w:tr>
         <w:tc>
           <w:tcPr>
-            <w:tcW w:type="dxa" w:w="3324"/>
+            <w:tcW w:type="dxa" w:w="680"/>
           </w:tcPr>
           <w:p>
             <w:pPr>
@@ -2317,7 +2332,7 @@
         </w:tc>
         <w:tc>
           <w:tcPr>
-            <w:tcW w:type="dxa" w:w="3324"/>
+            <w:tcW w:type="dxa" w:w="4536"/>
           </w:tcPr>
           <w:p>
             <w:pPr>
@@ -2336,7 +2351,7 @@
         </w:tc>
         <w:tc>
           <w:tcPr>
-            <w:tcW w:type="dxa" w:w="3324"/>
+            <w:tcW w:type="dxa" w:w="4252"/>
           </w:tcPr>
           <w:p>
             <w:pPr>
@@ -2356,7 +2371,7 @@
       <w:tr>
         <w:tc>
           <w:tcPr>
-            <w:tcW w:type="dxa" w:w="3324"/>
+            <w:tcW w:type="dxa" w:w="680"/>
           </w:tcPr>
           <w:p>
             <w:pPr>
@@ -2375,7 +2390,7 @@
         </w:tc>
         <w:tc>
           <w:tcPr>
-            <w:tcW w:type="dxa" w:w="3324"/>
+            <w:tcW w:type="dxa" w:w="4536"/>
           </w:tcPr>
           <w:p>
             <w:pPr>
@@ -2394,7 +2409,7 @@
         </w:tc>
         <w:tc>
           <w:tcPr>
-            <w:tcW w:type="dxa" w:w="3324"/>
+            <w:tcW w:type="dxa" w:w="4252"/>
           </w:tcPr>
           <w:p>
             <w:pPr>
@@ -2414,7 +2429,7 @@
       <w:tr>
         <w:tc>
           <w:tcPr>
-            <w:tcW w:type="dxa" w:w="3324"/>
+            <w:tcW w:type="dxa" w:w="680"/>
           </w:tcPr>
           <w:p>
             <w:pPr>
@@ -2433,7 +2448,7 @@
         </w:tc>
         <w:tc>
           <w:tcPr>
-            <w:tcW w:type="dxa" w:w="3324"/>
+            <w:tcW w:type="dxa" w:w="4536"/>
           </w:tcPr>
           <w:p>
             <w:pPr>
@@ -2452,7 +2467,7 @@
         </w:tc>
         <w:tc>
           <w:tcPr>
-            <w:tcW w:type="dxa" w:w="3324"/>
+            <w:tcW w:type="dxa" w:w="4252"/>
           </w:tcPr>
           <w:p>
             <w:pPr>
@@ -2472,7 +2487,7 @@
       <w:tr>
         <w:tc>
           <w:tcPr>
-            <w:tcW w:type="dxa" w:w="3324"/>
+            <w:tcW w:type="dxa" w:w="680"/>
           </w:tcPr>
           <w:p>
             <w:pPr>
@@ -2491,7 +2506,7 @@
         </w:tc>
         <w:tc>
           <w:tcPr>
-            <w:tcW w:type="dxa" w:w="3324"/>
+            <w:tcW w:type="dxa" w:w="4536"/>
           </w:tcPr>
           <w:p>
             <w:pPr>
@@ -2510,7 +2525,7 @@
         </w:tc>
         <w:tc>
           <w:tcPr>
-            <w:tcW w:type="dxa" w:w="3324"/>
+            <w:tcW w:type="dxa" w:w="4252"/>
           </w:tcPr>
           <w:p>
             <w:pPr>
@@ -2530,7 +2545,7 @@
       <w:tr>
         <w:tc>
           <w:tcPr>
-            <w:tcW w:type="dxa" w:w="3324"/>
+            <w:tcW w:type="dxa" w:w="680"/>
           </w:tcPr>
           <w:p>
             <w:pPr>
@@ -2549,7 +2564,7 @@
         </w:tc>
         <w:tc>
           <w:tcPr>
-            <w:tcW w:type="dxa" w:w="3324"/>
+            <w:tcW w:type="dxa" w:w="4536"/>
           </w:tcPr>
           <w:p>
             <w:pPr>
@@ -2568,7 +2583,7 @@
         </w:tc>
         <w:tc>
           <w:tcPr>
-            <w:tcW w:type="dxa" w:w="3324"/>
+            <w:tcW w:type="dxa" w:w="4252"/>
           </w:tcPr>
           <w:p>
             <w:pPr>
@@ -2588,7 +2603,7 @@
       <w:tr>
         <w:tc>
           <w:tcPr>
-            <w:tcW w:type="dxa" w:w="3324"/>
+            <w:tcW w:type="dxa" w:w="680"/>
           </w:tcPr>
           <w:p>
             <w:pPr>
@@ -2607,7 +2622,7 @@
         </w:tc>
         <w:tc>
           <w:tcPr>
-            <w:tcW w:type="dxa" w:w="3324"/>
+            <w:tcW w:type="dxa" w:w="4536"/>
           </w:tcPr>
           <w:p>
             <w:pPr>
@@ -2626,7 +2641,7 @@
         </w:tc>
         <w:tc>
           <w:tcPr>
-            <w:tcW w:type="dxa" w:w="3324"/>
+            <w:tcW w:type="dxa" w:w="4252"/>
           </w:tcPr>
           <w:p>
             <w:pPr>
@@ -2995,6 +3010,7 @@
                 <w:i w:val="0"/>
                 <w:sz w:val="22"/>
               </w:rPr>
+              <w:t>Wykład z elementami dyskusji z prezentacją multimedialną; Przedstawienie implementacji zagadnień poruszanych na wykładzie z wykorzystaniem interaktywnego środowiska wykonawczego języka python - Google Colab Notebooks; Zadania wykonywane samodzielnie przez studentów z wykorzystaniem interaktywnego środowiska wykonawczego języka python - Google Colab Notebooks; Kryteria oceny; Ocena z projektu i aktywności studenta na zajęciach.</w:t>
             </w:r>
           </w:p>
         </w:tc>
@@ -3052,6 +3068,7 @@
                 <w:i w:val="0"/>
                 <w:sz w:val="22"/>
               </w:rPr>
+              <w:t>Wykład z elementami dyskusji z prezentacją multimedialną; Przedstawienie implementacji zagadnień poruszanych na wykładzie z wykorzystaniem interaktywnego środowiska wykonawczego języka python - Google Colab Notebooks; Zadania wykonywane samodzielnie przez studentów z wykorzystaniem interaktywnego środowiska wykonawczego języka python - Google Colab Notebooks; Kryteria oceny; Ocena z projektu i aktywności studenta na zajęciach.</w:t>
             </w:r>
           </w:p>
         </w:tc>
@@ -3109,6 +3126,7 @@
                 <w:i w:val="0"/>
                 <w:sz w:val="22"/>
               </w:rPr>
+              <w:t>Wykład z elementami dyskusji z prezentacją multimedialną; Przedstawienie implementacji zagadnień poruszanych na wykładzie z wykorzystaniem interaktywnego środowiska wykonawczego języka python - Google Colab Notebooks; Zadania wykonywane samodzielnie przez studentów z wykorzystaniem interaktywnego środowiska wykonawczego języka python - Google Colab Notebooks; Kryteria oceny; Ocena z projektu i aktywności studenta na zajęciach.</w:t>
             </w:r>
           </w:p>
         </w:tc>
@@ -3166,6 +3184,7 @@
                 <w:i w:val="0"/>
                 <w:sz w:val="22"/>
               </w:rPr>
+              <w:t>Wykład z elementami dyskusji z prezentacją multimedialną; Przedstawienie implementacji zagadnień poruszanych na wykładzie z wykorzystaniem interaktywnego środowiska wykonawczego języka python - Google Colab Notebooks; Zadania wykonywane samodzielnie przez studentów z wykorzystaniem interaktywnego środowiska wykonawczego języka python - Google Colab Notebooks; Kryteria oceny; Ocena z projektu i aktywności studenta na zajęciach.</w:t>
             </w:r>
           </w:p>
         </w:tc>
@@ -3328,6 +3347,7 @@
                 <w:i w:val="0"/>
                 <w:sz w:val="22"/>
               </w:rPr>
+              <w:t>Wykład z elementami dyskusji z prezentacją multimedialną; Przedstawienie implementacji zagadnień poruszanych na wykładzie z wykorzystaniem interaktywnego środowiska wykonawczego języka python - Google Colab Notebooks; Zadania wykonywane samodzielnie przez studentów z wykorzystaniem interaktywnego środowiska wykonawczego języka python - Google Colab Notebooks; Kryteria oceny; Ocena z projektu i aktywności studenta na zajęciach.</w:t>
             </w:r>
           </w:p>
         </w:tc>
@@ -3385,6 +3405,7 @@
                 <w:i w:val="0"/>
                 <w:sz w:val="22"/>
               </w:rPr>
+              <w:t>Wykład z elementami dyskusji z prezentacją multimedialną; Przedstawienie implementacji zagadnień poruszanych na wykładzie z wykorzystaniem interaktywnego środowiska wykonawczego języka python - Google Colab Notebooks; Zadania wykonywane samodzielnie przez studentów z wykorzystaniem interaktywnego środowiska wykonawczego języka python - Google Colab Notebooks; Kryteria oceny; Ocena z projektu i aktywności studenta na zajęciach.</w:t>
             </w:r>
           </w:p>
         </w:tc>
@@ -3546,6 +3567,7 @@
                 <w:i w:val="0"/>
                 <w:sz w:val="22"/>
               </w:rPr>
+              <w:t>Wykład z elementami dyskusji z prezentacją multimedialną; Przedstawienie implementacji zagadnień poruszanych na wykładzie z wykorzystaniem interaktywnego środowiska wykonawczego języka python - Google Colab Notebooks; Zadania wykonywane samodzielnie przez studentów z wykorzystaniem interaktywnego środowiska wykonawczego języka python - Google Colab Notebooks; Kryteria oceny; Ocena z projektu i aktywności studenta na zajęciach.</w:t>
             </w:r>
           </w:p>
         </w:tc>
@@ -3602,6 +3624,7 @@
                 <w:i w:val="0"/>
                 <w:sz w:val="22"/>
               </w:rPr>
+              <w:t>Wykład z elementami dyskusji z prezentacją multimedialną; Przedstawienie implementacji zagadnień poruszanych na wykładzie z wykorzystaniem interaktywnego środowiska wykonawczego języka python - Google Colab Notebooks; Zadania wykonywane samodzielnie przez studentów z wykorzystaniem interaktywnego środowiska wykonawczego języka python - Google Colab Notebooks; Kryteria oceny; Ocena z projektu i aktywności studenta na zajęciach.</w:t>
             </w:r>
           </w:p>
         </w:tc>
@@ -3658,6 +3681,7 @@
                 <w:i w:val="0"/>
                 <w:sz w:val="22"/>
               </w:rPr>
+              <w:t>Wykład z elementami dyskusji z prezentacją multimedialną; Przedstawienie implementacji zagadnień poruszanych na wykładzie z wykorzystaniem interaktywnego środowiska wykonawczego języka python - Google Colab Notebooks; Zadania wykonywane samodzielnie przez studentów z wykorzystaniem interaktywnego środowiska wykonawczego języka python - Google Colab Notebooks; Kryteria oceny; Ocena z projektu i aktywności studenta na zajęciach.</w:t>
             </w:r>
           </w:p>
         </w:tc>
@@ -3763,62 +3787,6 @@
                 <w:sz w:val="16"/>
               </w:rPr>
               <w:t>Wyposażenie specjalistyczne konieczne do realizacji przedmiotu</w:t>
-            </w:r>
-          </w:p>
-        </w:tc>
-      </w:tr>
-      <w:tr>
-        <w:tc>
-          <w:tcPr>
-            <w:tcW w:type="dxa" w:w="3324"/>
-          </w:tcPr>
-          <w:p>
-            <w:pPr>
-              <w:spacing w:before="20" w:after="20"/>
-            </w:pPr>
-            <w:r>
-              <w:rPr>
-                <w:rFonts w:ascii="Aptos" w:hAnsi="Aptos"/>
-                <w:b w:val="0"/>
-                <w:i w:val="0"/>
-                <w:sz w:val="22"/>
-              </w:rPr>
-            </w:r>
-          </w:p>
-        </w:tc>
-        <w:tc>
-          <w:tcPr>
-            <w:tcW w:type="dxa" w:w="3324"/>
-          </w:tcPr>
-          <w:p>
-            <w:pPr>
-              <w:spacing w:before="20" w:after="20"/>
-            </w:pPr>
-            <w:r>
-              <w:rPr>
-                <w:rFonts w:ascii="Aptos" w:hAnsi="Aptos"/>
-                <w:b w:val="0"/>
-                <w:i w:val="0"/>
-                <w:sz w:val="22"/>
-              </w:rPr>
-            </w:r>
-          </w:p>
-        </w:tc>
-        <w:tc>
-          <w:tcPr>
-            <w:tcW w:type="dxa" w:w="3324"/>
-          </w:tcPr>
-          <w:p>
-            <w:pPr>
-              <w:spacing w:before="20" w:after="20"/>
-            </w:pPr>
-            <w:r>
-              <w:rPr>
-                <w:rFonts w:ascii="Aptos" w:hAnsi="Aptos"/>
-                <w:b w:val="0"/>
-                <w:i w:val="0"/>
-                <w:sz w:val="22"/>
-              </w:rPr>
             </w:r>
           </w:p>
         </w:tc>

--- a/public/assets/files/niestacjonarne/AAI.docx
+++ b/public/assets/files/niestacjonarne/AAI.docx
@@ -1156,6 +1156,7 @@
                 <w:i w:val="0"/>
                 <w:sz w:val="22"/>
               </w:rPr>
+              <w:t>Samodzielne rozwiązywanie zadań programistycznych w środowisku Google Colab Notebooks; implementacja i eksperymentowanie z algorytmami AI; przygotowanie mini-projektu zaliczeniowego.</w:t>
             </w:r>
           </w:p>
         </w:tc>
@@ -1266,7 +1267,97 @@
           <w:tcPr>
             <w:tcW w:type="dxa" w:w="9972"/>
           </w:tcPr>
-          <w:p/>
+          <w:p>
+            <w:pPr>
+              <w:spacing w:before="20" w:after="20"/>
+            </w:pPr>
+            <w:r>
+              <w:rPr>
+                <w:rFonts w:ascii="Aptos" w:hAnsi="Aptos"/>
+                <w:b/>
+                <w:sz w:val="22"/>
+              </w:rPr>
+              <w:t>Wykład:</w:t>
+            </w:r>
+          </w:p>
+          <w:p>
+            <w:pPr>
+              <w:spacing w:before="20" w:after="20"/>
+            </w:pPr>
+            <w:r>
+              <w:rPr>
+                <w:rFonts w:ascii="Aptos" w:hAnsi="Aptos"/>
+                <w:b w:val="0"/>
+                <w:sz w:val="22"/>
+              </w:rPr>
+              <w:t>• wykład z prezentacją multimedialną</w:t>
+            </w:r>
+          </w:p>
+          <w:p>
+            <w:pPr>
+              <w:spacing w:before="20" w:after="20"/>
+            </w:pPr>
+            <w:r>
+              <w:rPr>
+                <w:rFonts w:ascii="Aptos" w:hAnsi="Aptos"/>
+                <w:b w:val="0"/>
+                <w:sz w:val="22"/>
+              </w:rPr>
+              <w:t>• wykład z prezentacją oprogramowania</w:t>
+            </w:r>
+          </w:p>
+          <w:p>
+            <w:pPr>
+              <w:spacing w:before="20" w:after="20"/>
+            </w:pPr>
+            <w:r>
+              <w:rPr>
+                <w:rFonts w:ascii="Aptos" w:hAnsi="Aptos"/>
+                <w:b/>
+                <w:sz w:val="22"/>
+              </w:rPr>
+              <w:t>Ćwiczenia / Laboratorium:</w:t>
+            </w:r>
+          </w:p>
+          <w:p>
+            <w:pPr>
+              <w:spacing w:before="20" w:after="20"/>
+            </w:pPr>
+            <w:r>
+              <w:rPr>
+                <w:rFonts w:ascii="Aptos" w:hAnsi="Aptos"/>
+                <w:b w:val="0"/>
+                <w:sz w:val="22"/>
+              </w:rPr>
+              <w:t>• rozwiązywanie zadań</w:t>
+            </w:r>
+          </w:p>
+          <w:p>
+            <w:pPr>
+              <w:spacing w:before="20" w:after="20"/>
+            </w:pPr>
+            <w:r>
+              <w:rPr>
+                <w:rFonts w:ascii="Aptos" w:hAnsi="Aptos"/>
+                <w:b w:val="0"/>
+                <w:sz w:val="22"/>
+              </w:rPr>
+              <w:t>• studia przypadków z bazy studiów przypadków opracowanych przez firmy MŚP lub będące efektem staży</w:t>
+            </w:r>
+          </w:p>
+          <w:p>
+            <w:pPr>
+              <w:spacing w:before="20" w:after="20"/>
+            </w:pPr>
+            <w:r>
+              <w:rPr>
+                <w:rFonts w:ascii="Aptos" w:hAnsi="Aptos"/>
+                <w:b w:val="0"/>
+                <w:sz w:val="22"/>
+              </w:rPr>
+              <w:t>• praca grupowa nad projektem z wykorzystaniem nowoczesnych technik informatycznych</w:t>
+            </w:r>
+          </w:p>
         </w:tc>
       </w:tr>
     </w:tbl>
@@ -1517,55 +1608,7 @@
                 <w:rFonts w:ascii="Aptos" w:hAnsi="Aptos"/>
                 <w:sz w:val="22"/>
               </w:rPr>
-              <w:t>1. Wykład z elementami dyskusji z prezentacją multimedialną</w:t>
-            </w:r>
-          </w:p>
-          <w:p>
-            <w:pPr>
-              <w:spacing w:before="20" w:after="20"/>
-            </w:pPr>
-            <w:r>
-              <w:rPr>
-                <w:rFonts w:ascii="Aptos" w:hAnsi="Aptos"/>
-                <w:sz w:val="22"/>
-              </w:rPr>
-              <w:t>2. Przedstawienie implementacji zagadnień poruszanych na wykładzie z wykorzystaniem interaktywnego środowiska wykonawczego języka python - Google Colab Notebooks</w:t>
-            </w:r>
-          </w:p>
-          <w:p>
-            <w:pPr>
-              <w:spacing w:before="20" w:after="20"/>
-            </w:pPr>
-            <w:r>
-              <w:rPr>
-                <w:rFonts w:ascii="Aptos" w:hAnsi="Aptos"/>
-                <w:sz w:val="22"/>
-              </w:rPr>
-              <w:t>3. Zadania wykonywane samodzielnie przez studentów z wykorzystaniem interaktywnego środowiska wykonawczego języka python - Google Colab Notebooks</w:t>
-            </w:r>
-          </w:p>
-          <w:p>
-            <w:pPr>
-              <w:spacing w:before="20" w:after="20"/>
-            </w:pPr>
-            <w:r>
-              <w:rPr>
-                <w:rFonts w:ascii="Aptos" w:hAnsi="Aptos"/>
-                <w:sz w:val="22"/>
-              </w:rPr>
-              <w:t>4. Kryteria oceny</w:t>
-            </w:r>
-          </w:p>
-          <w:p>
-            <w:pPr>
-              <w:spacing w:before="20" w:after="20"/>
-            </w:pPr>
-            <w:r>
-              <w:rPr>
-                <w:rFonts w:ascii="Aptos" w:hAnsi="Aptos"/>
-                <w:sz w:val="22"/>
-              </w:rPr>
-              <w:t>5. Ocena z projektu i aktywności studenta na zajęciach.</w:t>
+              <w:t>1. kolokwium końcowe</w:t>
             </w:r>
           </w:p>
         </w:tc>
@@ -1582,7 +1625,7 @@
                 <w:rFonts w:ascii="Aptos" w:hAnsi="Aptos"/>
                 <w:sz w:val="22"/>
               </w:rPr>
-              <w:t>1. Wykład z elementami dyskusji z prezentacją multimedialną</w:t>
+              <w:t>1. ocena pracy podczas ćwiczenia</w:t>
             </w:r>
           </w:p>
           <w:p>
@@ -1594,7 +1637,7 @@
                 <w:rFonts w:ascii="Aptos" w:hAnsi="Aptos"/>
                 <w:sz w:val="22"/>
               </w:rPr>
-              <w:t>2. Przedstawienie implementacji zagadnień poruszanych na wykładzie z wykorzystaniem interaktywnego środowiska wykonawczego języka python - Google Colab Notebooks</w:t>
+              <w:t>2. ocena sporządzonego oprogramowania</w:t>
             </w:r>
           </w:p>
           <w:p>
@@ -1606,31 +1649,7 @@
                 <w:rFonts w:ascii="Aptos" w:hAnsi="Aptos"/>
                 <w:sz w:val="22"/>
               </w:rPr>
-              <w:t>3. Zadania wykonywane samodzielnie przez studentów z wykorzystaniem interaktywnego środowiska wykonawczego języka python - Google Colab Notebooks</w:t>
-            </w:r>
-          </w:p>
-          <w:p>
-            <w:pPr>
-              <w:spacing w:before="20" w:after="20"/>
-            </w:pPr>
-            <w:r>
-              <w:rPr>
-                <w:rFonts w:ascii="Aptos" w:hAnsi="Aptos"/>
-                <w:sz w:val="22"/>
-              </w:rPr>
-              <w:t>4. Kryteria oceny</w:t>
-            </w:r>
-          </w:p>
-          <w:p>
-            <w:pPr>
-              <w:spacing w:before="20" w:after="20"/>
-            </w:pPr>
-            <w:r>
-              <w:rPr>
-                <w:rFonts w:ascii="Aptos" w:hAnsi="Aptos"/>
-                <w:sz w:val="22"/>
-              </w:rPr>
-              <w:t>5. Ocena z projektu i aktywności studenta na zajęciach.</w:t>
+              <w:t>3. prezentacja mini-projektu</w:t>
             </w:r>
           </w:p>
         </w:tc>
@@ -3010,7 +3029,7 @@
                 <w:i w:val="0"/>
                 <w:sz w:val="22"/>
               </w:rPr>
-              <w:t>Wykład z elementami dyskusji z prezentacją multimedialną; Przedstawienie implementacji zagadnień poruszanych na wykładzie z wykorzystaniem interaktywnego środowiska wykonawczego języka python - Google Colab Notebooks; Zadania wykonywane samodzielnie przez studentów z wykorzystaniem interaktywnego środowiska wykonawczego języka python - Google Colab Notebooks; Kryteria oceny; Ocena z projektu i aktywności studenta na zajęciach.</w:t>
+              <w:t>kolokwium końcowe; ocena pracy podczas ćwiczenia; ocena sporządzonego oprogramowania; prezentacja mini-projektu</w:t>
             </w:r>
           </w:p>
         </w:tc>
@@ -3068,7 +3087,7 @@
                 <w:i w:val="0"/>
                 <w:sz w:val="22"/>
               </w:rPr>
-              <w:t>Wykład z elementami dyskusji z prezentacją multimedialną; Przedstawienie implementacji zagadnień poruszanych na wykładzie z wykorzystaniem interaktywnego środowiska wykonawczego języka python - Google Colab Notebooks; Zadania wykonywane samodzielnie przez studentów z wykorzystaniem interaktywnego środowiska wykonawczego języka python - Google Colab Notebooks; Kryteria oceny; Ocena z projektu i aktywności studenta na zajęciach.</w:t>
+              <w:t>kolokwium końcowe; ocena pracy podczas ćwiczenia; ocena sporządzonego oprogramowania; prezentacja mini-projektu</w:t>
             </w:r>
           </w:p>
         </w:tc>
@@ -3126,7 +3145,7 @@
                 <w:i w:val="0"/>
                 <w:sz w:val="22"/>
               </w:rPr>
-              <w:t>Wykład z elementami dyskusji z prezentacją multimedialną; Przedstawienie implementacji zagadnień poruszanych na wykładzie z wykorzystaniem interaktywnego środowiska wykonawczego języka python - Google Colab Notebooks; Zadania wykonywane samodzielnie przez studentów z wykorzystaniem interaktywnego środowiska wykonawczego języka python - Google Colab Notebooks; Kryteria oceny; Ocena z projektu i aktywności studenta na zajęciach.</w:t>
+              <w:t>kolokwium końcowe; ocena pracy podczas ćwiczenia; ocena sporządzonego oprogramowania; prezentacja mini-projektu</w:t>
             </w:r>
           </w:p>
         </w:tc>
@@ -3184,7 +3203,7 @@
                 <w:i w:val="0"/>
                 <w:sz w:val="22"/>
               </w:rPr>
-              <w:t>Wykład z elementami dyskusji z prezentacją multimedialną; Przedstawienie implementacji zagadnień poruszanych na wykładzie z wykorzystaniem interaktywnego środowiska wykonawczego języka python - Google Colab Notebooks; Zadania wykonywane samodzielnie przez studentów z wykorzystaniem interaktywnego środowiska wykonawczego języka python - Google Colab Notebooks; Kryteria oceny; Ocena z projektu i aktywności studenta na zajęciach.</w:t>
+              <w:t>kolokwium końcowe; ocena pracy podczas ćwiczenia; ocena sporządzonego oprogramowania; prezentacja mini-projektu</w:t>
             </w:r>
           </w:p>
         </w:tc>
@@ -3347,7 +3366,7 @@
                 <w:i w:val="0"/>
                 <w:sz w:val="22"/>
               </w:rPr>
-              <w:t>Wykład z elementami dyskusji z prezentacją multimedialną; Przedstawienie implementacji zagadnień poruszanych na wykładzie z wykorzystaniem interaktywnego środowiska wykonawczego języka python - Google Colab Notebooks; Zadania wykonywane samodzielnie przez studentów z wykorzystaniem interaktywnego środowiska wykonawczego języka python - Google Colab Notebooks; Kryteria oceny; Ocena z projektu i aktywności studenta na zajęciach.</w:t>
+              <w:t>kolokwium końcowe; ocena pracy podczas ćwiczenia; ocena sporządzonego oprogramowania; prezentacja mini-projektu</w:t>
             </w:r>
           </w:p>
         </w:tc>
@@ -3405,7 +3424,7 @@
                 <w:i w:val="0"/>
                 <w:sz w:val="22"/>
               </w:rPr>
-              <w:t>Wykład z elementami dyskusji z prezentacją multimedialną; Przedstawienie implementacji zagadnień poruszanych na wykładzie z wykorzystaniem interaktywnego środowiska wykonawczego języka python - Google Colab Notebooks; Zadania wykonywane samodzielnie przez studentów z wykorzystaniem interaktywnego środowiska wykonawczego języka python - Google Colab Notebooks; Kryteria oceny; Ocena z projektu i aktywności studenta na zajęciach.</w:t>
+              <w:t>kolokwium końcowe; ocena pracy podczas ćwiczenia; ocena sporządzonego oprogramowania; prezentacja mini-projektu</w:t>
             </w:r>
           </w:p>
         </w:tc>
@@ -3567,7 +3586,7 @@
                 <w:i w:val="0"/>
                 <w:sz w:val="22"/>
               </w:rPr>
-              <w:t>Wykład z elementami dyskusji z prezentacją multimedialną; Przedstawienie implementacji zagadnień poruszanych na wykładzie z wykorzystaniem interaktywnego środowiska wykonawczego języka python - Google Colab Notebooks; Zadania wykonywane samodzielnie przez studentów z wykorzystaniem interaktywnego środowiska wykonawczego języka python - Google Colab Notebooks; Kryteria oceny; Ocena z projektu i aktywności studenta na zajęciach.</w:t>
+              <w:t>kolokwium końcowe; ocena pracy podczas ćwiczenia; ocena sporządzonego oprogramowania; prezentacja mini-projektu</w:t>
             </w:r>
           </w:p>
         </w:tc>
@@ -3624,7 +3643,7 @@
                 <w:i w:val="0"/>
                 <w:sz w:val="22"/>
               </w:rPr>
-              <w:t>Wykład z elementami dyskusji z prezentacją multimedialną; Przedstawienie implementacji zagadnień poruszanych na wykładzie z wykorzystaniem interaktywnego środowiska wykonawczego języka python - Google Colab Notebooks; Zadania wykonywane samodzielnie przez studentów z wykorzystaniem interaktywnego środowiska wykonawczego języka python - Google Colab Notebooks; Kryteria oceny; Ocena z projektu i aktywności studenta na zajęciach.</w:t>
+              <w:t>kolokwium końcowe; ocena pracy podczas ćwiczenia; ocena sporządzonego oprogramowania; prezentacja mini-projektu</w:t>
             </w:r>
           </w:p>
         </w:tc>
@@ -3681,7 +3700,7 @@
                 <w:i w:val="0"/>
                 <w:sz w:val="22"/>
               </w:rPr>
-              <w:t>Wykład z elementami dyskusji z prezentacją multimedialną; Przedstawienie implementacji zagadnień poruszanych na wykładzie z wykorzystaniem interaktywnego środowiska wykonawczego języka python - Google Colab Notebooks; Zadania wykonywane samodzielnie przez studentów z wykorzystaniem interaktywnego środowiska wykonawczego języka python - Google Colab Notebooks; Kryteria oceny; Ocena z projektu i aktywności studenta na zajęciach.</w:t>
+              <w:t>kolokwium końcowe; ocena pracy podczas ćwiczenia; ocena sporządzonego oprogramowania; prezentacja mini-projektu</w:t>
             </w:r>
           </w:p>
         </w:tc>
